--- a/docs/cahiers/Cahier_activites_Electricite1_Chapitre4.docx
+++ b/docs/cahiers/Cahier_activites_Electricite1_Chapitre4.docx
@@ -613,6 +613,29 @@
           <w:sz w:val="22"/>
           <w:szCs w:val="22"/>
         </w:rPr>
+        <w:t xml:space="preserve">Les objectifs spécifiques (OS) et les codes des activités sont ceux du syllabus de l’EC LPCI1122 : par exemple, A21 est la première activité de l’OS2 ; B4 est le bilan du chapitre.</w:t>
+      </w:r>
+    </w:p>
+    <w:p>
+      <w:pPr>
+        <w:spacing w:before="0" w:after="50" w:line="252" w:lineRule="auto"/>
+        <w:ind w:left="284" w:hanging="284"/>
+        <w:jc w:val="both"/>
+      </w:pPr>
+      <w:r>
+        <w:rPr>
+          <w:rFonts w:ascii="Tahoma" w:hAnsi="Tahoma" w:cs="Tahoma" w:eastAsia="Arial Unicode MS"/>
+          <w:sz w:val="22"/>
+          <w:szCs w:val="22"/>
+        </w:rPr>
+        <w:t xml:space="preserve">• </w:t>
+      </w:r>
+      <w:r>
+        <w:rPr>
+          <w:rFonts w:ascii="Tahoma" w:hAnsi="Tahoma" w:cs="Tahoma" w:eastAsia="Arial Unicode MS"/>
+          <w:sz w:val="22"/>
+          <w:szCs w:val="22"/>
+        </w:rPr>
         <w:t xml:space="preserve">Tous les documents cités (support de cours, diaporama, série de TD et corrigé, quiz, exercices d’entraînement, simulations, TP) se trouvent sur la plateforme physiquefacile.github.io.</w:t>
       </w:r>
     </w:p>
@@ -631,7 +654,7 @@
           <w:szCs w:val="24"/>
           <w:u w:val="single"/>
         </w:rPr>
-        <w:t xml:space="preserve">Objectifs spécifiques du chapitre</w:t>
+        <w:t xml:space="preserve">Objectifs spécifiques du syllabus visés (LPCI1122)</w:t>
       </w:r>
     </w:p>
     <w:p>
@@ -646,7 +669,71 @@
           <w:sz w:val="22"/>
           <w:szCs w:val="22"/>
         </w:rPr>
-        <w:t xml:space="preserve">OS1 — </w:t>
+        <w:t xml:space="preserve">OS4 — </w:t>
+      </w:r>
+      <w:r>
+        <w:rPr>
+          <w:rFonts w:ascii="Tahoma" w:hAnsi="Tahoma" w:cs="Tahoma" w:eastAsia="Arial Unicode MS"/>
+          <w:sz w:val="22"/>
+          <w:szCs w:val="22"/>
+        </w:rPr>
+        <w:t xml:space="preserve">Analyser les circuits en courant continu (lois de Kirchhoff).</w:t>
+      </w:r>
+    </w:p>
+    <w:p>
+      <w:pPr>
+        <w:spacing w:before="0" w:after="50" w:line="252" w:lineRule="auto"/>
+        <w:ind w:left="680" w:hanging="680"/>
+        <w:jc w:val="both"/>
+      </w:pPr>
+      <w:r>
+        <w:rPr>
+          <w:rFonts w:ascii="Tahoma" w:hAnsi="Tahoma" w:cs="Tahoma" w:eastAsia="Arial Unicode MS"/>
+          <w:sz w:val="22"/>
+          <w:szCs w:val="22"/>
+        </w:rPr>
+        <w:t xml:space="preserve">OS5 — </w:t>
+      </w:r>
+      <w:r>
+        <w:rPr>
+          <w:rFonts w:ascii="Tahoma" w:hAnsi="Tahoma" w:cs="Tahoma" w:eastAsia="Arial Unicode MS"/>
+          <w:sz w:val="22"/>
+          <w:szCs w:val="22"/>
+        </w:rPr>
+        <w:t xml:space="preserve">Étudier les dipôles et les théorèmes fondamentaux des réseaux.</w:t>
+      </w:r>
+    </w:p>
+    <w:p>
+      <w:pPr>
+        <w:keepNext/>
+        <w:spacing w:before="150" w:after="70" w:line="252" w:lineRule="auto"/>
+        <w:jc w:val="left"/>
+      </w:pPr>
+      <w:r>
+        <w:rPr>
+          <w:rFonts w:ascii="Tahoma" w:hAnsi="Tahoma" w:cs="Tahoma" w:eastAsia="Arial Unicode MS"/>
+          <w:b/>
+          <w:bCs/>
+          <w:sz w:val="24"/>
+          <w:szCs w:val="24"/>
+          <w:u w:val="single"/>
+        </w:rPr>
+        <w:t xml:space="preserve">Résultats d’apprentissage attendus du chapitre</w:t>
+      </w:r>
+    </w:p>
+    <w:p>
+      <w:pPr>
+        <w:spacing w:before="0" w:after="50" w:line="252" w:lineRule="auto"/>
+        <w:ind w:left="680" w:hanging="680"/>
+        <w:jc w:val="both"/>
+      </w:pPr>
+      <w:r>
+        <w:rPr>
+          <w:rFonts w:ascii="Tahoma" w:hAnsi="Tahoma" w:cs="Tahoma" w:eastAsia="Arial Unicode MS"/>
+          <w:sz w:val="22"/>
+          <w:szCs w:val="22"/>
+        </w:rPr>
+        <w:t xml:space="preserve">(OS4) </w:t>
       </w:r>
       <w:r>
         <w:rPr>
@@ -669,7 +756,7 @@
           <w:sz w:val="22"/>
           <w:szCs w:val="22"/>
         </w:rPr>
-        <w:t xml:space="preserve">OS2 — </w:t>
+        <w:t xml:space="preserve">(OS4) </w:t>
       </w:r>
       <w:r>
         <w:rPr>
@@ -692,7 +779,7 @@
           <w:sz w:val="22"/>
           <w:szCs w:val="22"/>
         </w:rPr>
-        <w:t xml:space="preserve">OS3 — </w:t>
+        <w:t xml:space="preserve">(OS4) </w:t>
       </w:r>
       <w:r>
         <w:rPr>
@@ -715,7 +802,7 @@
           <w:sz w:val="22"/>
           <w:szCs w:val="22"/>
         </w:rPr>
-        <w:t xml:space="preserve">OS4 — </w:t>
+        <w:t xml:space="preserve">(OS5) </w:t>
       </w:r>
       <w:r>
         <w:rPr>
@@ -738,7 +825,7 @@
           <w:sz w:val="22"/>
           <w:szCs w:val="22"/>
         </w:rPr>
-        <w:t xml:space="preserve">OS5 — </w:t>
+        <w:t xml:space="preserve">(OS5) </w:t>
       </w:r>
       <w:r>
         <w:rPr>
@@ -978,7 +1065,7 @@
                 <w:sz w:val="17"/>
                 <w:szCs w:val="17"/>
               </w:rPr>
-              <w:t xml:space="preserve">A1.1</w:t>
+              <w:t xml:space="preserve">A41</w:t>
             </w:r>
           </w:p>
         </w:tc>
@@ -1018,7 +1105,7 @@
                 <w:sz w:val="17"/>
                 <w:szCs w:val="17"/>
               </w:rPr>
-              <w:t xml:space="preserve">OS1</w:t>
+              <w:t xml:space="preserve">OS4</w:t>
             </w:r>
           </w:p>
         </w:tc>
@@ -1103,7 +1190,7 @@
                 <w:sz w:val="17"/>
                 <w:szCs w:val="17"/>
               </w:rPr>
-              <w:t xml:space="preserve">A1.2</w:t>
+              <w:t xml:space="preserve">A42</w:t>
             </w:r>
           </w:p>
         </w:tc>
@@ -1143,7 +1230,7 @@
                 <w:sz w:val="17"/>
                 <w:szCs w:val="17"/>
               </w:rPr>
-              <w:t xml:space="preserve">OS1</w:t>
+              <w:t xml:space="preserve">OS4</w:t>
             </w:r>
           </w:p>
         </w:tc>
@@ -1228,7 +1315,7 @@
                 <w:sz w:val="17"/>
                 <w:szCs w:val="17"/>
               </w:rPr>
-              <w:t xml:space="preserve">A2.1</w:t>
+              <w:t xml:space="preserve">A43</w:t>
             </w:r>
           </w:p>
         </w:tc>
@@ -1268,7 +1355,7 @@
                 <w:sz w:val="17"/>
                 <w:szCs w:val="17"/>
               </w:rPr>
-              <w:t xml:space="preserve">OS2</w:t>
+              <w:t xml:space="preserve">OS4</w:t>
             </w:r>
           </w:p>
         </w:tc>
@@ -1353,7 +1440,7 @@
                 <w:sz w:val="17"/>
                 <w:szCs w:val="17"/>
               </w:rPr>
-              <w:t xml:space="preserve">A2.2</w:t>
+              <w:t xml:space="preserve">A44</w:t>
             </w:r>
           </w:p>
         </w:tc>
@@ -1393,7 +1480,7 @@
                 <w:sz w:val="17"/>
                 <w:szCs w:val="17"/>
               </w:rPr>
-              <w:t xml:space="preserve">OS2</w:t>
+              <w:t xml:space="preserve">OS4</w:t>
             </w:r>
           </w:p>
         </w:tc>
@@ -1478,7 +1565,7 @@
                 <w:sz w:val="17"/>
                 <w:szCs w:val="17"/>
               </w:rPr>
-              <w:t xml:space="preserve">A3.1</w:t>
+              <w:t xml:space="preserve">A45</w:t>
             </w:r>
           </w:p>
         </w:tc>
@@ -1518,7 +1605,7 @@
                 <w:sz w:val="17"/>
                 <w:szCs w:val="17"/>
               </w:rPr>
-              <w:t xml:space="preserve">OS3</w:t>
+              <w:t xml:space="preserve">OS4</w:t>
             </w:r>
           </w:p>
         </w:tc>
@@ -1603,7 +1690,7 @@
                 <w:sz w:val="17"/>
                 <w:szCs w:val="17"/>
               </w:rPr>
-              <w:t xml:space="preserve">A3.2</w:t>
+              <w:t xml:space="preserve">A46</w:t>
             </w:r>
           </w:p>
         </w:tc>
@@ -1643,7 +1730,7 @@
                 <w:sz w:val="17"/>
                 <w:szCs w:val="17"/>
               </w:rPr>
-              <w:t xml:space="preserve">OS3</w:t>
+              <w:t xml:space="preserve">OS4</w:t>
             </w:r>
           </w:p>
         </w:tc>
@@ -1728,7 +1815,7 @@
                 <w:sz w:val="17"/>
                 <w:szCs w:val="17"/>
               </w:rPr>
-              <w:t xml:space="preserve">A4.1</w:t>
+              <w:t xml:space="preserve">A51</w:t>
             </w:r>
           </w:p>
         </w:tc>
@@ -1768,7 +1855,7 @@
                 <w:sz w:val="17"/>
                 <w:szCs w:val="17"/>
               </w:rPr>
-              <w:t xml:space="preserve">OS4</w:t>
+              <w:t xml:space="preserve">OS5</w:t>
             </w:r>
           </w:p>
         </w:tc>
@@ -1853,7 +1940,7 @@
                 <w:sz w:val="17"/>
                 <w:szCs w:val="17"/>
               </w:rPr>
-              <w:t xml:space="preserve">A4.2</w:t>
+              <w:t xml:space="preserve">A52</w:t>
             </w:r>
           </w:p>
         </w:tc>
@@ -1893,7 +1980,7 @@
                 <w:sz w:val="17"/>
                 <w:szCs w:val="17"/>
               </w:rPr>
-              <w:t xml:space="preserve">OS4</w:t>
+              <w:t xml:space="preserve">OS5</w:t>
             </w:r>
           </w:p>
         </w:tc>
@@ -1978,7 +2065,7 @@
                 <w:sz w:val="17"/>
                 <w:szCs w:val="17"/>
               </w:rPr>
-              <w:t xml:space="preserve">A5.1</w:t>
+              <w:t xml:space="preserve">A53</w:t>
             </w:r>
           </w:p>
         </w:tc>
@@ -2103,7 +2190,7 @@
                 <w:sz w:val="17"/>
                 <w:szCs w:val="17"/>
               </w:rPr>
-              <w:t xml:space="preserve">A5.2</w:t>
+              <w:t xml:space="preserve">B4</w:t>
             </w:r>
           </w:p>
         </w:tc>
@@ -2143,7 +2230,7 @@
                 <w:sz w:val="17"/>
                 <w:szCs w:val="17"/>
               </w:rPr>
-              <w:t xml:space="preserve">OS1–5</w:t>
+              <w:t xml:space="preserve">OS4, OS5</w:t>
             </w:r>
           </w:p>
         </w:tc>
@@ -2296,16 +2383,40 @@
           </w:tcPr>
           <w:p>
             <w:pPr>
-              <w:spacing w:before="0" w:after="0" w:line="252" w:lineRule="auto"/>
-              <w:jc w:val="both"/>
-            </w:pPr>
-            <w:r>
-              <w:rPr>
-                <w:rFonts w:ascii="Tahoma" w:hAnsi="Tahoma" w:cs="Tahoma" w:eastAsia="Arial Unicode MS"/>
-                <w:sz w:val="22"/>
-                <w:szCs w:val="22"/>
-              </w:rPr>
-              <w:t xml:space="preserve">OS1 — </w:t>
+              <w:spacing w:before="0" w:after="60" w:line="252" w:lineRule="auto"/>
+              <w:jc w:val="both"/>
+            </w:pPr>
+            <w:r>
+              <w:rPr>
+                <w:rFonts w:ascii="Tahoma" w:hAnsi="Tahoma" w:cs="Tahoma" w:eastAsia="Arial Unicode MS"/>
+                <w:sz w:val="22"/>
+                <w:szCs w:val="22"/>
+              </w:rPr>
+              <w:t xml:space="preserve">OS4 — </w:t>
+            </w:r>
+            <w:r>
+              <w:rPr>
+                <w:rFonts w:ascii="Tahoma" w:hAnsi="Tahoma" w:cs="Tahoma" w:eastAsia="Arial Unicode MS"/>
+                <w:sz w:val="22"/>
+                <w:szCs w:val="22"/>
+              </w:rPr>
+              <w:t xml:space="preserve">Analyser les circuits en courant continu (lois de Kirchhoff).</w:t>
+            </w:r>
+          </w:p>
+          <w:p>
+            <w:pPr>
+              <w:spacing w:before="0" w:after="0" w:line="252" w:lineRule="auto"/>
+              <w:jc w:val="both"/>
+            </w:pPr>
+            <w:r>
+              <w:rPr>
+                <w:rFonts w:ascii="Tahoma" w:hAnsi="Tahoma" w:cs="Tahoma" w:eastAsia="Arial Unicode MS"/>
+                <w:b/>
+                <w:bCs/>
+                <w:sz w:val="22"/>
+                <w:szCs w:val="22"/>
+              </w:rPr>
+              <w:t xml:space="preserve">Résultat attendu : </w:t>
             </w:r>
             <w:r>
               <w:rPr>
@@ -2342,7 +2453,7 @@
           <w:sz w:val="24"/>
           <w:szCs w:val="24"/>
         </w:rPr>
-        <w:t xml:space="preserve"> A1.1</w:t>
+        <w:t xml:space="preserve"> A41</w:t>
       </w:r>
     </w:p>
     <w:tbl>
@@ -3015,16 +3126,40 @@
           </w:tcPr>
           <w:p>
             <w:pPr>
-              <w:spacing w:before="0" w:after="0" w:line="252" w:lineRule="auto"/>
-              <w:jc w:val="both"/>
-            </w:pPr>
-            <w:r>
-              <w:rPr>
-                <w:rFonts w:ascii="Tahoma" w:hAnsi="Tahoma" w:cs="Tahoma" w:eastAsia="Arial Unicode MS"/>
-                <w:sz w:val="22"/>
-                <w:szCs w:val="22"/>
-              </w:rPr>
-              <w:t xml:space="preserve">OS1 — </w:t>
+              <w:spacing w:before="0" w:after="60" w:line="252" w:lineRule="auto"/>
+              <w:jc w:val="both"/>
+            </w:pPr>
+            <w:r>
+              <w:rPr>
+                <w:rFonts w:ascii="Tahoma" w:hAnsi="Tahoma" w:cs="Tahoma" w:eastAsia="Arial Unicode MS"/>
+                <w:sz w:val="22"/>
+                <w:szCs w:val="22"/>
+              </w:rPr>
+              <w:t xml:space="preserve">OS4 — </w:t>
+            </w:r>
+            <w:r>
+              <w:rPr>
+                <w:rFonts w:ascii="Tahoma" w:hAnsi="Tahoma" w:cs="Tahoma" w:eastAsia="Arial Unicode MS"/>
+                <w:sz w:val="22"/>
+                <w:szCs w:val="22"/>
+              </w:rPr>
+              <w:t xml:space="preserve">Analyser les circuits en courant continu (lois de Kirchhoff).</w:t>
+            </w:r>
+          </w:p>
+          <w:p>
+            <w:pPr>
+              <w:spacing w:before="0" w:after="0" w:line="252" w:lineRule="auto"/>
+              <w:jc w:val="both"/>
+            </w:pPr>
+            <w:r>
+              <w:rPr>
+                <w:rFonts w:ascii="Tahoma" w:hAnsi="Tahoma" w:cs="Tahoma" w:eastAsia="Arial Unicode MS"/>
+                <w:b/>
+                <w:bCs/>
+                <w:sz w:val="22"/>
+                <w:szCs w:val="22"/>
+              </w:rPr>
+              <w:t xml:space="preserve">Résultat attendu : </w:t>
             </w:r>
             <w:r>
               <w:rPr>
@@ -3061,7 +3196,7 @@
           <w:sz w:val="24"/>
           <w:szCs w:val="24"/>
         </w:rPr>
-        <w:t xml:space="preserve"> A1.2</w:t>
+        <w:t xml:space="preserve"> A42</w:t>
       </w:r>
     </w:p>
     <w:tbl>
@@ -3768,16 +3903,40 @@
           </w:tcPr>
           <w:p>
             <w:pPr>
-              <w:spacing w:before="0" w:after="0" w:line="252" w:lineRule="auto"/>
-              <w:jc w:val="both"/>
-            </w:pPr>
-            <w:r>
-              <w:rPr>
-                <w:rFonts w:ascii="Tahoma" w:hAnsi="Tahoma" w:cs="Tahoma" w:eastAsia="Arial Unicode MS"/>
-                <w:sz w:val="22"/>
-                <w:szCs w:val="22"/>
-              </w:rPr>
-              <w:t xml:space="preserve">OS2 — </w:t>
+              <w:spacing w:before="0" w:after="60" w:line="252" w:lineRule="auto"/>
+              <w:jc w:val="both"/>
+            </w:pPr>
+            <w:r>
+              <w:rPr>
+                <w:rFonts w:ascii="Tahoma" w:hAnsi="Tahoma" w:cs="Tahoma" w:eastAsia="Arial Unicode MS"/>
+                <w:sz w:val="22"/>
+                <w:szCs w:val="22"/>
+              </w:rPr>
+              <w:t xml:space="preserve">OS4 — </w:t>
+            </w:r>
+            <w:r>
+              <w:rPr>
+                <w:rFonts w:ascii="Tahoma" w:hAnsi="Tahoma" w:cs="Tahoma" w:eastAsia="Arial Unicode MS"/>
+                <w:sz w:val="22"/>
+                <w:szCs w:val="22"/>
+              </w:rPr>
+              <w:t xml:space="preserve">Analyser les circuits en courant continu (lois de Kirchhoff).</w:t>
+            </w:r>
+          </w:p>
+          <w:p>
+            <w:pPr>
+              <w:spacing w:before="0" w:after="0" w:line="252" w:lineRule="auto"/>
+              <w:jc w:val="both"/>
+            </w:pPr>
+            <w:r>
+              <w:rPr>
+                <w:rFonts w:ascii="Tahoma" w:hAnsi="Tahoma" w:cs="Tahoma" w:eastAsia="Arial Unicode MS"/>
+                <w:b/>
+                <w:bCs/>
+                <w:sz w:val="22"/>
+                <w:szCs w:val="22"/>
+              </w:rPr>
+              <w:t xml:space="preserve">Résultat attendu : </w:t>
             </w:r>
             <w:r>
               <w:rPr>
@@ -3814,7 +3973,7 @@
           <w:sz w:val="24"/>
           <w:szCs w:val="24"/>
         </w:rPr>
-        <w:t xml:space="preserve"> A2.1</w:t>
+        <w:t xml:space="preserve"> A43</w:t>
       </w:r>
     </w:p>
     <w:tbl>
@@ -4569,16 +4728,40 @@
           </w:tcPr>
           <w:p>
             <w:pPr>
-              <w:spacing w:before="0" w:after="0" w:line="252" w:lineRule="auto"/>
-              <w:jc w:val="both"/>
-            </w:pPr>
-            <w:r>
-              <w:rPr>
-                <w:rFonts w:ascii="Tahoma" w:hAnsi="Tahoma" w:cs="Tahoma" w:eastAsia="Arial Unicode MS"/>
-                <w:sz w:val="22"/>
-                <w:szCs w:val="22"/>
-              </w:rPr>
-              <w:t xml:space="preserve">OS2 — </w:t>
+              <w:spacing w:before="0" w:after="60" w:line="252" w:lineRule="auto"/>
+              <w:jc w:val="both"/>
+            </w:pPr>
+            <w:r>
+              <w:rPr>
+                <w:rFonts w:ascii="Tahoma" w:hAnsi="Tahoma" w:cs="Tahoma" w:eastAsia="Arial Unicode MS"/>
+                <w:sz w:val="22"/>
+                <w:szCs w:val="22"/>
+              </w:rPr>
+              <w:t xml:space="preserve">OS4 — </w:t>
+            </w:r>
+            <w:r>
+              <w:rPr>
+                <w:rFonts w:ascii="Tahoma" w:hAnsi="Tahoma" w:cs="Tahoma" w:eastAsia="Arial Unicode MS"/>
+                <w:sz w:val="22"/>
+                <w:szCs w:val="22"/>
+              </w:rPr>
+              <w:t xml:space="preserve">Analyser les circuits en courant continu (lois de Kirchhoff).</w:t>
+            </w:r>
+          </w:p>
+          <w:p>
+            <w:pPr>
+              <w:spacing w:before="0" w:after="0" w:line="252" w:lineRule="auto"/>
+              <w:jc w:val="both"/>
+            </w:pPr>
+            <w:r>
+              <w:rPr>
+                <w:rFonts w:ascii="Tahoma" w:hAnsi="Tahoma" w:cs="Tahoma" w:eastAsia="Arial Unicode MS"/>
+                <w:b/>
+                <w:bCs/>
+                <w:sz w:val="22"/>
+                <w:szCs w:val="22"/>
+              </w:rPr>
+              <w:t xml:space="preserve">Résultat attendu : </w:t>
             </w:r>
             <w:r>
               <w:rPr>
@@ -4615,7 +4798,7 @@
           <w:sz w:val="24"/>
           <w:szCs w:val="24"/>
         </w:rPr>
-        <w:t xml:space="preserve"> A2.2</w:t>
+        <w:t xml:space="preserve"> A44</w:t>
       </w:r>
     </w:p>
     <w:tbl>
@@ -5274,16 +5457,40 @@
           </w:tcPr>
           <w:p>
             <w:pPr>
-              <w:spacing w:before="0" w:after="0" w:line="252" w:lineRule="auto"/>
-              <w:jc w:val="both"/>
-            </w:pPr>
-            <w:r>
-              <w:rPr>
-                <w:rFonts w:ascii="Tahoma" w:hAnsi="Tahoma" w:cs="Tahoma" w:eastAsia="Arial Unicode MS"/>
-                <w:sz w:val="22"/>
-                <w:szCs w:val="22"/>
-              </w:rPr>
-              <w:t xml:space="preserve">OS3 — </w:t>
+              <w:spacing w:before="0" w:after="60" w:line="252" w:lineRule="auto"/>
+              <w:jc w:val="both"/>
+            </w:pPr>
+            <w:r>
+              <w:rPr>
+                <w:rFonts w:ascii="Tahoma" w:hAnsi="Tahoma" w:cs="Tahoma" w:eastAsia="Arial Unicode MS"/>
+                <w:sz w:val="22"/>
+                <w:szCs w:val="22"/>
+              </w:rPr>
+              <w:t xml:space="preserve">OS4 — </w:t>
+            </w:r>
+            <w:r>
+              <w:rPr>
+                <w:rFonts w:ascii="Tahoma" w:hAnsi="Tahoma" w:cs="Tahoma" w:eastAsia="Arial Unicode MS"/>
+                <w:sz w:val="22"/>
+                <w:szCs w:val="22"/>
+              </w:rPr>
+              <w:t xml:space="preserve">Analyser les circuits en courant continu (lois de Kirchhoff).</w:t>
+            </w:r>
+          </w:p>
+          <w:p>
+            <w:pPr>
+              <w:spacing w:before="0" w:after="0" w:line="252" w:lineRule="auto"/>
+              <w:jc w:val="both"/>
+            </w:pPr>
+            <w:r>
+              <w:rPr>
+                <w:rFonts w:ascii="Tahoma" w:hAnsi="Tahoma" w:cs="Tahoma" w:eastAsia="Arial Unicode MS"/>
+                <w:b/>
+                <w:bCs/>
+                <w:sz w:val="22"/>
+                <w:szCs w:val="22"/>
+              </w:rPr>
+              <w:t xml:space="preserve">Résultat attendu : </w:t>
             </w:r>
             <w:r>
               <w:rPr>
@@ -5320,7 +5527,7 @@
           <w:sz w:val="24"/>
           <w:szCs w:val="24"/>
         </w:rPr>
-        <w:t xml:space="preserve"> A3.1</w:t>
+        <w:t xml:space="preserve"> A45</w:t>
       </w:r>
     </w:p>
     <w:tbl>
@@ -5950,16 +6157,40 @@
           </w:tcPr>
           <w:p>
             <w:pPr>
-              <w:spacing w:before="0" w:after="0" w:line="252" w:lineRule="auto"/>
-              <w:jc w:val="both"/>
-            </w:pPr>
-            <w:r>
-              <w:rPr>
-                <w:rFonts w:ascii="Tahoma" w:hAnsi="Tahoma" w:cs="Tahoma" w:eastAsia="Arial Unicode MS"/>
-                <w:sz w:val="22"/>
-                <w:szCs w:val="22"/>
-              </w:rPr>
-              <w:t xml:space="preserve">OS3 — </w:t>
+              <w:spacing w:before="0" w:after="60" w:line="252" w:lineRule="auto"/>
+              <w:jc w:val="both"/>
+            </w:pPr>
+            <w:r>
+              <w:rPr>
+                <w:rFonts w:ascii="Tahoma" w:hAnsi="Tahoma" w:cs="Tahoma" w:eastAsia="Arial Unicode MS"/>
+                <w:sz w:val="22"/>
+                <w:szCs w:val="22"/>
+              </w:rPr>
+              <w:t xml:space="preserve">OS4 — </w:t>
+            </w:r>
+            <w:r>
+              <w:rPr>
+                <w:rFonts w:ascii="Tahoma" w:hAnsi="Tahoma" w:cs="Tahoma" w:eastAsia="Arial Unicode MS"/>
+                <w:sz w:val="22"/>
+                <w:szCs w:val="22"/>
+              </w:rPr>
+              <w:t xml:space="preserve">Analyser les circuits en courant continu (lois de Kirchhoff).</w:t>
+            </w:r>
+          </w:p>
+          <w:p>
+            <w:pPr>
+              <w:spacing w:before="0" w:after="0" w:line="252" w:lineRule="auto"/>
+              <w:jc w:val="both"/>
+            </w:pPr>
+            <w:r>
+              <w:rPr>
+                <w:rFonts w:ascii="Tahoma" w:hAnsi="Tahoma" w:cs="Tahoma" w:eastAsia="Arial Unicode MS"/>
+                <w:b/>
+                <w:bCs/>
+                <w:sz w:val="22"/>
+                <w:szCs w:val="22"/>
+              </w:rPr>
+              <w:t xml:space="preserve">Résultat attendu : </w:t>
             </w:r>
             <w:r>
               <w:rPr>
@@ -5996,7 +6227,7 @@
           <w:sz w:val="24"/>
           <w:szCs w:val="24"/>
         </w:rPr>
-        <w:t xml:space="preserve"> A3.2</w:t>
+        <w:t xml:space="preserve"> A46</w:t>
       </w:r>
     </w:p>
     <w:tbl>
@@ -6553,16 +6784,40 @@
           </w:tcPr>
           <w:p>
             <w:pPr>
-              <w:spacing w:before="0" w:after="0" w:line="252" w:lineRule="auto"/>
-              <w:jc w:val="both"/>
-            </w:pPr>
-            <w:r>
-              <w:rPr>
-                <w:rFonts w:ascii="Tahoma" w:hAnsi="Tahoma" w:cs="Tahoma" w:eastAsia="Arial Unicode MS"/>
-                <w:sz w:val="22"/>
-                <w:szCs w:val="22"/>
-              </w:rPr>
-              <w:t xml:space="preserve">OS4 — </w:t>
+              <w:spacing w:before="0" w:after="60" w:line="252" w:lineRule="auto"/>
+              <w:jc w:val="both"/>
+            </w:pPr>
+            <w:r>
+              <w:rPr>
+                <w:rFonts w:ascii="Tahoma" w:hAnsi="Tahoma" w:cs="Tahoma" w:eastAsia="Arial Unicode MS"/>
+                <w:sz w:val="22"/>
+                <w:szCs w:val="22"/>
+              </w:rPr>
+              <w:t xml:space="preserve">OS5 — </w:t>
+            </w:r>
+            <w:r>
+              <w:rPr>
+                <w:rFonts w:ascii="Tahoma" w:hAnsi="Tahoma" w:cs="Tahoma" w:eastAsia="Arial Unicode MS"/>
+                <w:sz w:val="22"/>
+                <w:szCs w:val="22"/>
+              </w:rPr>
+              <w:t xml:space="preserve">Étudier les dipôles et les théorèmes fondamentaux des réseaux.</w:t>
+            </w:r>
+          </w:p>
+          <w:p>
+            <w:pPr>
+              <w:spacing w:before="0" w:after="0" w:line="252" w:lineRule="auto"/>
+              <w:jc w:val="both"/>
+            </w:pPr>
+            <w:r>
+              <w:rPr>
+                <w:rFonts w:ascii="Tahoma" w:hAnsi="Tahoma" w:cs="Tahoma" w:eastAsia="Arial Unicode MS"/>
+                <w:b/>
+                <w:bCs/>
+                <w:sz w:val="22"/>
+                <w:szCs w:val="22"/>
+              </w:rPr>
+              <w:t xml:space="preserve">Résultat attendu : </w:t>
             </w:r>
             <w:r>
               <w:rPr>
@@ -6599,7 +6854,7 @@
           <w:sz w:val="24"/>
           <w:szCs w:val="24"/>
         </w:rPr>
-        <w:t xml:space="preserve"> A4.1</w:t>
+        <w:t xml:space="preserve"> A51</w:t>
       </w:r>
     </w:p>
     <w:tbl>
@@ -6752,7 +7007,7 @@
                 <w:sz w:val="22"/>
                 <w:szCs w:val="22"/>
               </w:rPr>
-              <w:t xml:space="preserve">Sur le réseau de référence, détermine le générateur de Thévenin vu par la résistance R, puis le courant I ; compare avec le résultat de Kirchhoff (activité A3.1).</w:t>
+              <w:t xml:space="preserve">Sur le réseau de référence, détermine le générateur de Thévenin vu par la résistance R, puis le courant I ; compare avec le résultat de Kirchhoff (activité A45).</w:t>
             </w:r>
           </w:p>
           <w:p>
@@ -7360,16 +7615,40 @@
           </w:tcPr>
           <w:p>
             <w:pPr>
-              <w:spacing w:before="0" w:after="0" w:line="252" w:lineRule="auto"/>
-              <w:jc w:val="both"/>
-            </w:pPr>
-            <w:r>
-              <w:rPr>
-                <w:rFonts w:ascii="Tahoma" w:hAnsi="Tahoma" w:cs="Tahoma" w:eastAsia="Arial Unicode MS"/>
-                <w:sz w:val="22"/>
-                <w:szCs w:val="22"/>
-              </w:rPr>
-              <w:t xml:space="preserve">OS4 — </w:t>
+              <w:spacing w:before="0" w:after="60" w:line="252" w:lineRule="auto"/>
+              <w:jc w:val="both"/>
+            </w:pPr>
+            <w:r>
+              <w:rPr>
+                <w:rFonts w:ascii="Tahoma" w:hAnsi="Tahoma" w:cs="Tahoma" w:eastAsia="Arial Unicode MS"/>
+                <w:sz w:val="22"/>
+                <w:szCs w:val="22"/>
+              </w:rPr>
+              <w:t xml:space="preserve">OS5 — </w:t>
+            </w:r>
+            <w:r>
+              <w:rPr>
+                <w:rFonts w:ascii="Tahoma" w:hAnsi="Tahoma" w:cs="Tahoma" w:eastAsia="Arial Unicode MS"/>
+                <w:sz w:val="22"/>
+                <w:szCs w:val="22"/>
+              </w:rPr>
+              <w:t xml:space="preserve">Étudier les dipôles et les théorèmes fondamentaux des réseaux.</w:t>
+            </w:r>
+          </w:p>
+          <w:p>
+            <w:pPr>
+              <w:spacing w:before="0" w:after="0" w:line="252" w:lineRule="auto"/>
+              <w:jc w:val="both"/>
+            </w:pPr>
+            <w:r>
+              <w:rPr>
+                <w:rFonts w:ascii="Tahoma" w:hAnsi="Tahoma" w:cs="Tahoma" w:eastAsia="Arial Unicode MS"/>
+                <w:b/>
+                <w:bCs/>
+                <w:sz w:val="22"/>
+                <w:szCs w:val="22"/>
+              </w:rPr>
+              <w:t xml:space="preserve">Résultat attendu : </w:t>
             </w:r>
             <w:r>
               <w:rPr>
@@ -7406,7 +7685,7 @@
           <w:sz w:val="24"/>
           <w:szCs w:val="24"/>
         </w:rPr>
-        <w:t xml:space="preserve"> A4.2</w:t>
+        <w:t xml:space="preserve"> A52</w:t>
       </w:r>
     </w:p>
     <w:tbl>
@@ -8109,7 +8388,7 @@
           </w:tcPr>
           <w:p>
             <w:pPr>
-              <w:spacing w:before="0" w:after="0" w:line="252" w:lineRule="auto"/>
+              <w:spacing w:before="0" w:after="60" w:line="252" w:lineRule="auto"/>
               <w:jc w:val="both"/>
             </w:pPr>
             <w:r>
@@ -8119,6 +8398,30 @@
                 <w:szCs w:val="22"/>
               </w:rPr>
               <w:t xml:space="preserve">OS5 — </w:t>
+            </w:r>
+            <w:r>
+              <w:rPr>
+                <w:rFonts w:ascii="Tahoma" w:hAnsi="Tahoma" w:cs="Tahoma" w:eastAsia="Arial Unicode MS"/>
+                <w:sz w:val="22"/>
+                <w:szCs w:val="22"/>
+              </w:rPr>
+              <w:t xml:space="preserve">Étudier les dipôles et les théorèmes fondamentaux des réseaux.</w:t>
+            </w:r>
+          </w:p>
+          <w:p>
+            <w:pPr>
+              <w:spacing w:before="0" w:after="0" w:line="252" w:lineRule="auto"/>
+              <w:jc w:val="both"/>
+            </w:pPr>
+            <w:r>
+              <w:rPr>
+                <w:rFonts w:ascii="Tahoma" w:hAnsi="Tahoma" w:cs="Tahoma" w:eastAsia="Arial Unicode MS"/>
+                <w:b/>
+                <w:bCs/>
+                <w:sz w:val="22"/>
+                <w:szCs w:val="22"/>
+              </w:rPr>
+              <w:t xml:space="preserve">Résultat attendu : </w:t>
             </w:r>
             <w:r>
               <w:rPr>
@@ -8155,7 +8458,7 @@
           <w:sz w:val="24"/>
           <w:szCs w:val="24"/>
         </w:rPr>
-        <w:t xml:space="preserve"> A5.1</w:t>
+        <w:t xml:space="preserve"> A53</w:t>
       </w:r>
     </w:p>
     <w:tbl>
@@ -8887,7 +9190,7 @@
           </w:tcPr>
           <w:p>
             <w:pPr>
-              <w:spacing w:before="0" w:after="0" w:line="252" w:lineRule="auto"/>
+              <w:spacing w:before="0" w:after="60" w:line="252" w:lineRule="auto"/>
               <w:jc w:val="both"/>
             </w:pPr>
             <w:r>
@@ -8905,6 +9208,30 @@
                 <w:szCs w:val="22"/>
               </w:rPr>
               <w:t xml:space="preserve">Mobiliser l'ensemble des compétences du chapitre (objectifs spécifiques 1 à 5) et évaluer sa propre maîtrise.</w:t>
+            </w:r>
+          </w:p>
+          <w:p>
+            <w:pPr>
+              <w:spacing w:before="0" w:after="0" w:line="252" w:lineRule="auto"/>
+              <w:jc w:val="both"/>
+            </w:pPr>
+            <w:r>
+              <w:rPr>
+                <w:rFonts w:ascii="Tahoma" w:hAnsi="Tahoma" w:cs="Tahoma" w:eastAsia="Arial Unicode MS"/>
+                <w:b/>
+                <w:bCs/>
+                <w:sz w:val="22"/>
+                <w:szCs w:val="22"/>
+              </w:rPr>
+              <w:t xml:space="preserve">OS visés : </w:t>
+            </w:r>
+            <w:r>
+              <w:rPr>
+                <w:rFonts w:ascii="Tahoma" w:hAnsi="Tahoma" w:cs="Tahoma" w:eastAsia="Arial Unicode MS"/>
+                <w:sz w:val="22"/>
+                <w:szCs w:val="22"/>
+              </w:rPr>
+              <w:t xml:space="preserve">OS4, OS5</w:t>
             </w:r>
           </w:p>
         </w:tc>
@@ -8933,7 +9260,7 @@
           <w:sz w:val="24"/>
           <w:szCs w:val="24"/>
         </w:rPr>
-        <w:t xml:space="preserve"> A5.2</w:t>
+        <w:t xml:space="preserve"> B4</w:t>
       </w:r>
     </w:p>
     <w:tbl>
@@ -9581,7 +9908,7 @@
                 <w:sz w:val="20"/>
                 <w:szCs w:val="20"/>
               </w:rPr>
-              <w:t xml:space="preserve">Compétence (objectif spécifique)</w:t>
+              <w:t xml:space="preserve">Compétence (OS du syllabus)</w:t>
             </w:r>
           </w:p>
         </w:tc>
@@ -9675,7 +10002,7 @@
                 <w:sz w:val="20"/>
                 <w:szCs w:val="20"/>
               </w:rPr>
-              <w:t xml:space="preserve">OS1 — Grandeurs, conventions et puissance</w:t>
+              <w:t xml:space="preserve">OS4 — Grandeurs, conventions et puissance</w:t>
             </w:r>
           </w:p>
         </w:tc>
@@ -9735,7 +10062,7 @@
                 <w:sz w:val="20"/>
                 <w:szCs w:val="20"/>
               </w:rPr>
-              <w:t xml:space="preserve">Activités A1.1 et A1.2 ; support § 4.1</w:t>
+              <w:t xml:space="preserve">Activités A41 et A42 ; support § 4.1</w:t>
             </w:r>
           </w:p>
         </w:tc>
@@ -9760,7 +10087,7 @@
                 <w:sz w:val="20"/>
                 <w:szCs w:val="20"/>
               </w:rPr>
-              <w:t xml:space="preserve">OS2 — Associations, diviseurs, générateurs et récepteurs</w:t>
+              <w:t xml:space="preserve">OS4 — Associations, diviseurs, générateurs et récepteurs</w:t>
             </w:r>
           </w:p>
         </w:tc>
@@ -9820,7 +10147,7 @@
                 <w:sz w:val="20"/>
                 <w:szCs w:val="20"/>
               </w:rPr>
-              <w:t xml:space="preserve">Activités A2.1 et A2.2 ; support § 4.2</w:t>
+              <w:t xml:space="preserve">Activités A43 et A44 ; support § 4.2</w:t>
             </w:r>
           </w:p>
         </w:tc>
@@ -9845,7 +10172,7 @@
                 <w:sz w:val="20"/>
                 <w:szCs w:val="20"/>
               </w:rPr>
-              <w:t xml:space="preserve">OS3 — Lois de Kirchhoff et méthode des mailles</w:t>
+              <w:t xml:space="preserve">OS4 — Lois de Kirchhoff et méthode des mailles</w:t>
             </w:r>
           </w:p>
         </w:tc>
@@ -9905,7 +10232,7 @@
                 <w:sz w:val="20"/>
                 <w:szCs w:val="20"/>
               </w:rPr>
-              <w:t xml:space="preserve">Activités A3.1 et A3.2 ; support § 4.4 et 4.5</w:t>
+              <w:t xml:space="preserve">Activités A45 et A46 ; support § 4.4 et 4.5</w:t>
             </w:r>
           </w:p>
         </w:tc>
@@ -9930,7 +10257,7 @@
                 <w:sz w:val="20"/>
                 <w:szCs w:val="20"/>
               </w:rPr>
-              <w:t xml:space="preserve">OS4 — Superposition, Thévenin, Norton, Millman, Kennelly</w:t>
+              <w:t xml:space="preserve">OS5 — Superposition, Thévenin, Norton, Millman, Kennelly</w:t>
             </w:r>
           </w:p>
         </w:tc>
@@ -9990,7 +10317,7 @@
                 <w:sz w:val="20"/>
                 <w:szCs w:val="20"/>
               </w:rPr>
-              <w:t xml:space="preserve">Activités A4.1 et A4.2 ; support § 4.6 à 4.9</w:t>
+              <w:t xml:space="preserve">Activités A51 et A52 ; support § 4.6 à 4.9</w:t>
             </w:r>
           </w:p>
         </w:tc>
@@ -10075,7 +10402,7 @@
                 <w:sz w:val="20"/>
                 <w:szCs w:val="20"/>
               </w:rPr>
-              <w:t xml:space="preserve">Activité A5.1 ; support § 4.10</w:t>
+              <w:t xml:space="preserve">Activité A53 ; support § 4.10</w:t>
             </w:r>
           </w:p>
         </w:tc>
